--- a/site/files/Universal-Digital-Involvement-v1.1.docx
+++ b/site/files/Universal-Digital-Involvement-v1.1.docx
@@ -671,7 +671,7 @@
                 <w:b w:val="false"/>
                 <w:bCs w:val="false"/>
               </w:rPr>
-              <w:t xml:space="preserve">ZIC (Zero Information Casualties): a specification that checks whatever a service publishes reaches every reader, human, assistive technology or agent, without loss on the way. It also distinguishes the purposes for which machines arrive, such as search, agents acting for people and model training, so an organisation can decline some purposes without turning away the people its services exist for.</w:t>
+              <w:t xml:space="preserve">ZIC (Zero Information Casualty): a specification that checks whatever a service publishes reaches every reader, human, assistive technology or agent, without loss on the way. It also distinguishes the purposes for which machines arrive, such as search, agents acting for people and model training, so an organisation can decline some purposes without turning away the people its services exist for.</w:t>
             </w:r>
           </w:p>
         </w:tc>
